--- a/docs/transferai-admin/151_Guide_Utilisateur_Support_IT_Intelligent_2026-07-08.docx
+++ b/docs/transferai-admin/151_Guide_Utilisateur_Support_IT_Intelligent_2026-07-08.docx
@@ -1517,6 +1517,23 @@
       </w:pPr>
       <w:r>
         <w:t xml:space="preserve">6. Gouvernance, sécurité et confidentialité</w:t>
+      </w:r>
+    </w:p>
+    <w:p>
+      <w:pPr>
+        <w:pStyle w:val="ListParagraph"/>
+        <w:numPr>
+          <w:ilvl w:val="0"/>
+          <w:numId w:val="3"/>
+        </w:numPr>
+        <w:spacing w:after="100"/>
+      </w:pPr>
+      <w:r>
+        <w:rPr>
+          <w:sz w:val="21"/>
+          <w:szCs w:val="21"/>
+        </w:rPr>
+        <w:t xml:space="preserve">Anonymisation avant tout appel à l'IA : le nom du demandeur n'est jamais transmis au modèle GPT-4o, qui ne reçoit que son département. Les données sensibles saisies en texte libre dans le ticket (email, téléphone, nom d'un tiers, etc.) sont automatiquement détectées et remplacées par des jetons avant l'analyse, puis restaurées uniquement dans la réponse finale adressée au demandeur et au technicien.</w:t>
       </w:r>
     </w:p>
     <w:p>
